--- a/小野町_引継ぎ_整理済/03_計画素案/小野町_認知症基本法への対応の点検_20260916.docx
+++ b/小野町_引継ぎ_整理済/03_計画素案/小野町_認知症基本法への対応の点検_20260916.docx
@@ -4328,7 +4328,7 @@
               <w:rPr>
                 <w:sz w:val="17"/>
               </w:rPr>
-              <w:t>781</w:t>
+              <w:t>777</w:t>
             </w:r>
           </w:p>
         </w:tc>
@@ -4344,7 +4344,7 @@
               <w:rPr>
                 <w:sz w:val="17"/>
               </w:rPr>
-              <w:t>780</w:t>
+              <w:t>772</w:t>
             </w:r>
           </w:p>
         </w:tc>
@@ -4407,7 +4407,7 @@
               <w:rPr>
                 <w:sz w:val="17"/>
               </w:rPr>
-              <w:t>335</w:t>
+              <w:t>333</w:t>
             </w:r>
           </w:p>
         </w:tc>
@@ -4423,7 +4423,7 @@
               <w:rPr>
                 <w:sz w:val="17"/>
               </w:rPr>
-              <w:t>334</w:t>
+              <w:t>331</w:t>
             </w:r>
           </w:p>
         </w:tc>

--- a/小野町_引継ぎ_整理済/03_計画素案/小野町_認知症基本法への対応の点検_20260916.docx
+++ b/小野町_引継ぎ_整理済/03_計画素案/小野町_認知症基本法への対応の点検_20260916.docx
@@ -31,7 +31,7 @@
     </w:p>
     <w:p>
       <w:r>
-        <w:t>共生社会の実現を推進するための認知症基本法（令和5年法律第65号。令和6年1月1日施行）の条文と、厚生労働省老健局の概要資料（社会保障審議会介護保険部会 第107回 資料4・令和5年7月10日）により、市町村に求められる事項を確定しました。そのうえで、計画素案（第4版）の記述と、サービス見込量の算定を点検しています。</w:t>
+        <w:t>共生社会の実現を推進するための認知症基本法（令和5年法律第65号。令和6年1月1日施行）の条文と、厚生労働省老健局の概要資料（社会保障審議会介護保険部会 第107回 資料4・令和5年7月10日）により、市町村に求められる事項を確定しました。そのうえで、計画素案（第5版）の記述と、サービス見込量の算定を点検しています。</w:t>
       </w:r>
     </w:p>
     <w:p>

--- a/小野町_引継ぎ_整理済/03_計画素案/小野町_認知症基本法への対応の点検_20260916.docx
+++ b/小野町_引継ぎ_整理済/03_計画素案/小野町_認知症基本法への対応の点検_20260916.docx
@@ -3772,7 +3772,7 @@
                 <w:b/>
                 <w:sz w:val="17"/>
               </w:rPr>
-              <w:t>町内定員（令和7年度）</w:t>
+              <w:t>町内定員（令和6年度）</w:t>
             </w:r>
           </w:p>
         </w:tc>

--- a/小野町_引継ぎ_整理済/03_計画素案/小野町_認知症基本法への対応の点検_20260916.docx
+++ b/小野町_引継ぎ_整理済/03_計画素案/小野町_認知症基本法への対応の点検_20260916.docx
@@ -36,7 +36,7 @@
     </w:p>
     <w:p>
       <w:r>
-        <w:t>他団体の先行事例として、北塩原村の法定記載事項チェックと川崎町の第10期計画骨子案を参照しました。両者とも本法に基づく市町村認知症施策推進計画を介護保険事業計画に包含する形をとっており、本町の方針（仕様書2(3)）と同じです。</w:t>
+        <w:t>他町村の案件2件（法定記載事項チェックと第10期計画骨子案）を先行事例として参照しました。両者とも本法に基づく市町村認知症施策推進計画を介護保険事業計画に包含する形をとっており、本町の方針（仕様書2(3)）と同じです。</w:t>
       </w:r>
     </w:p>
     <w:p>
@@ -44,7 +44,7 @@
         <w:rPr>
           <w:sz w:val="18"/>
         </w:rPr>
-        <w:t>※ 川崎町の骨子案は市町村計画の根拠を第14条、基本的施策を第15〜21条としていますが、条文で確認したところ市町村計画は第13条、基本的施策は第14〜25条です。本町の成果品は条文に従います。</w:t>
+        <w:t>※ 参照した骨子案は市町村計画の根拠を第14条、基本的施策を第15〜21条としていますが、条文で確認したところ市町村計画は第13条、基本的施策は第14〜25条です。本町の成果品は条文に従います。</w:t>
       </w:r>
     </w:p>
     <w:p>
@@ -3724,7 +3724,7 @@
     </w:p>
     <w:p>
       <w:r>
-        <w:t>**本町の見込量算定にはこの表がありません。**認知症対応型共同生活介護は法が名指しするサービスであり、認知症基本法第18条（提供体制の整備）とも直結します。北塩原村でも同じ欠落が見つかっており、小規模町村の計画で落ちやすい項目です。</w:t>
+        <w:t>**本町の見込量算定にはこの表がありません。**認知症対応型共同生活介護は法が名指しするサービスであり、認知症基本法第18条（提供体制の整備）とも直結します。他町村の案件でも同じ欠落が見つかっており、小規模町村の計画で落ちやすい項目です。</w:t>
       </w:r>
     </w:p>
     <w:tbl>
